--- a/Merkblätter/Merkblatt_zentrale_Prüfungsadministration_KB_allgemein.docx
+++ b/Merkblätter/Merkblatt_zentrale_Prüfungsadministration_KB_allgemein.docx
@@ -33,7 +33,7 @@
           <w:i/>
           <w:iCs/>
         </w:rPr>
-        <w:t>2</w:t>
+        <w:t>4</w:t>
       </w:r>
       <w:r>
         <w:rPr>
@@ -54,35 +54,7 @@
           <w:i/>
           <w:iCs/>
         </w:rPr>
-        <w:t>-</w:t>
-      </w:r>
-      <w:r>
-        <w:rPr>
-          <w:i/>
-          <w:iCs/>
-        </w:rPr>
-        <w:t>03</w:t>
-      </w:r>
-      <w:r>
-        <w:rPr>
-          <w:i/>
-          <w:iCs/>
-        </w:rPr>
-        <w:t>-</w:t>
-      </w:r>
-      <w:r>
-        <w:rPr>
-          <w:i/>
-          <w:iCs/>
-        </w:rPr>
-        <w:t>1</w:t>
-      </w:r>
-      <w:r>
-        <w:rPr>
-          <w:i/>
-          <w:iCs/>
-        </w:rPr>
-        <w:t>3</w:t>
+        <w:t>-07-01</w:t>
       </w:r>
     </w:p>
     <w:p>
@@ -113,7 +85,7 @@
         <w:rPr>
           <w:lang w:bidi="th-TH"/>
         </w:rPr>
-        <w:t>Vorbereitungen &amp; Ablauf</w:t>
+        <w:t>Vor der Prüfung</w:t>
       </w:r>
     </w:p>
     <w:p>
@@ -274,7 +246,7 @@
           <w:bCs/>
           <w:lang w:bidi="th-TH"/>
         </w:rPr>
-        <w:t xml:space="preserve">Verwaltung des Examenskurs </w:t>
+        <w:t xml:space="preserve">Examenskurs </w:t>
       </w:r>
       <w:r>
         <w:rPr>
@@ -307,192 +279,29 @@
         <w:spacing w:line="360" w:lineRule="auto"/>
       </w:pPr>
       <w:r>
-        <w:rPr>
-          <w:lang w:bidi="th-TH"/>
-        </w:rPr>
-        <w:t>Sollte zuvor eine Prüfungsrunde stattgefunden haben:</w:t>
-      </w:r>
-    </w:p>
-    <w:p>
-      <w:pPr>
-        <w:pStyle w:val="Listenabsatz"/>
-        <w:numPr>
-          <w:ilvl w:val="2"/>
-          <w:numId w:val="5"/>
-        </w:numPr>
-        <w:spacing w:line="360" w:lineRule="auto"/>
-      </w:pPr>
-      <w:r>
-        <w:rPr>
-          <w:lang w:bidi="th-TH"/>
-        </w:rPr>
-        <w:t>Sicherung des gesamten Kurses</w:t>
-      </w:r>
-    </w:p>
-    <w:p>
-      <w:pPr>
-        <w:pStyle w:val="Listenabsatz"/>
-        <w:numPr>
-          <w:ilvl w:val="2"/>
-          <w:numId w:val="5"/>
-        </w:numPr>
-        <w:spacing w:line="360" w:lineRule="auto"/>
-        <w:rPr>
-          <w:lang w:bidi="th-TH"/>
-        </w:rPr>
-      </w:pPr>
-      <w:r>
-        <w:rPr>
-          <w:lang w:bidi="th-TH"/>
-        </w:rPr>
-        <w:t>Sicherung der einzelnen Aktivitäten und Ergebnisse</w:t>
-      </w:r>
-      <w:r>
-        <w:t>:</w:t>
-      </w:r>
-    </w:p>
-    <w:p>
-      <w:pPr>
-        <w:pStyle w:val="Listenabsatz"/>
-        <w:numPr>
-          <w:ilvl w:val="3"/>
-          <w:numId w:val="5"/>
-        </w:numPr>
-        <w:spacing w:line="360" w:lineRule="auto"/>
-      </w:pPr>
-      <w:r>
-        <w:rPr>
-          <w:lang w:bidi="th-TH"/>
-        </w:rPr>
-        <w:t xml:space="preserve">Sicherung „Examen“ &amp; Prüfungsergebnisse </w:t>
+        <w:t xml:space="preserve">Alten Examenskurs sichern </w:t>
       </w:r>
       <w:r>
         <w:rPr>
           <w:lang w:bidi="th-TH"/>
         </w:rPr>
-        <w:t xml:space="preserve">(Bewertung) </w:t>
-      </w:r>
-      <w:r>
-        <w:rPr>
-          <w:rFonts w:ascii="Arial" w:eastAsia="Arial" w:hAnsi="Arial" w:cs="Arial"/>
-          <w:color w:val="1D2125"/>
-          <w:sz w:val="23"/>
-        </w:rPr>
-        <w:t>herunterladen</w:t>
+        <w:t>(inkl. Teilnehmerdaten, Aktivitäten und Ergebnisse)</w:t>
       </w:r>
     </w:p>
     <w:p>
       <w:pPr>
         <w:pStyle w:val="Listenabsatz"/>
         <w:numPr>
-          <w:ilvl w:val="3"/>
+          <w:ilvl w:val="1"/>
           <w:numId w:val="5"/>
         </w:numPr>
         <w:spacing w:line="360" w:lineRule="auto"/>
-        <w:rPr>
-          <w:lang w:bidi="th-TH"/>
-        </w:rPr>
       </w:pPr>
       <w:r>
         <w:rPr>
           <w:lang w:bidi="th-TH"/>
         </w:rPr>
-        <w:t>Sicherung „Feedback-Fragebogen zur Prüfung“ &amp; Feedback-Antworten herunterladen (falls im Kurs vorhanden)</w:t>
-      </w:r>
-    </w:p>
-    <w:p>
-      <w:pPr>
-        <w:pStyle w:val="Listenabsatz"/>
-        <w:numPr>
-          <w:ilvl w:val="2"/>
-          <w:numId w:val="5"/>
-        </w:numPr>
-        <w:spacing w:line="360" w:lineRule="auto"/>
-        <w:rPr>
-          <w:lang w:bidi="th-TH"/>
-        </w:rPr>
-      </w:pPr>
-      <w:r>
-        <w:rPr>
-          <w:lang w:bidi="th-TH"/>
-        </w:rPr>
-        <w:t>Nach vollständiger Sicherung:</w:t>
-      </w:r>
-    </w:p>
-    <w:p>
-      <w:pPr>
-        <w:pStyle w:val="Listenabsatz"/>
-        <w:numPr>
-          <w:ilvl w:val="3"/>
-          <w:numId w:val="5"/>
-        </w:numPr>
-        <w:spacing w:line="360" w:lineRule="auto"/>
-        <w:rPr>
-          <w:lang w:bidi="th-TH"/>
-        </w:rPr>
-      </w:pPr>
-      <w:r>
-        <w:rPr>
-          <w:lang w:bidi="th-TH"/>
-        </w:rPr>
-        <w:t>Prüfungsergebnisse (Versuche) löschen</w:t>
-      </w:r>
-    </w:p>
-    <w:p>
-      <w:pPr>
-        <w:pStyle w:val="Listenabsatz"/>
-        <w:numPr>
-          <w:ilvl w:val="3"/>
-          <w:numId w:val="5"/>
-        </w:numPr>
-        <w:spacing w:line="360" w:lineRule="auto"/>
-        <w:rPr>
-          <w:lang w:bidi="th-TH"/>
-        </w:rPr>
-      </w:pPr>
-      <w:r>
-        <w:rPr>
-          <w:lang w:bidi="th-TH"/>
-        </w:rPr>
-        <w:t>Ggf. Antworten des Feedback-Fragebogens löschen</w:t>
-      </w:r>
-    </w:p>
-    <w:p>
-      <w:pPr>
-        <w:pStyle w:val="Listenabsatz"/>
-        <w:numPr>
-          <w:ilvl w:val="3"/>
-          <w:numId w:val="5"/>
-        </w:numPr>
-        <w:spacing w:line="360" w:lineRule="auto"/>
-        <w:rPr>
-          <w:lang w:bidi="th-TH"/>
-        </w:rPr>
-      </w:pPr>
-      <w:r>
-        <w:rPr>
-          <w:lang w:bidi="th-TH"/>
-        </w:rPr>
-        <w:t>Prüfungsfragen in der Aktivität „Examen“ entfernen für Neuauswahl</w:t>
-      </w:r>
-    </w:p>
-    <w:p>
-      <w:pPr>
-        <w:pStyle w:val="Listenabsatz"/>
-        <w:numPr>
-          <w:ilvl w:val="3"/>
-          <w:numId w:val="5"/>
-        </w:numPr>
-        <w:spacing w:line="360" w:lineRule="auto"/>
-        <w:rPr>
-          <w:lang w:bidi="th-TH"/>
-        </w:rPr>
-      </w:pPr>
-      <w:r>
-        <w:rPr>
-          <w:lang w:bidi="th-TH"/>
-        </w:rPr>
-        <w:t>Teilnehmende aus der vorherigen Prüfungsrunde im Examenskurs entfernen</w:t>
+        <w:t>Alten Examenskurs in einen neuen kopieren (ohne Teilnehmerdaten)</w:t>
       </w:r>
     </w:p>
     <w:p>
@@ -579,27 +388,8 @@
       <w:pPr>
         <w:pStyle w:val="Listenabsatz"/>
         <w:numPr>
-          <w:ilvl w:val="2"/>
+          <w:ilvl w:val="1"/>
           <w:numId w:val="5"/>
-        </w:numPr>
-        <w:spacing w:line="360" w:lineRule="auto"/>
-      </w:pPr>
-      <w:r>
-        <w:rPr>
-          <w:lang w:bidi="de-DE"/>
-        </w:rPr>
-        <w:t>Ggf. Auswahlmöglichkeiten der Prüfungsorte im Feedback-Fragebogen anpassen</w:t>
-      </w:r>
-      <w:r>
-        <w:t xml:space="preserve"> (falls im Kurs vorhanden)</w:t>
-      </w:r>
-    </w:p>
-    <w:p>
-      <w:pPr>
-        <w:pStyle w:val="Listenabsatz"/>
-        <w:numPr>
-          <w:ilvl w:val="1"/>
-          <w:numId w:val="16"/>
         </w:numPr>
         <w:spacing w:line="360" w:lineRule="auto"/>
       </w:pPr>
@@ -607,47 +397,13 @@
         <w:rPr>
           <w:lang w:bidi="th-TH"/>
         </w:rPr>
-        <w:lastRenderedPageBreak/>
-        <w:t xml:space="preserve">Für jeden Prüfungsstandort eine eigene Gruppe mit individuellem Einschreibeschlüssel anlegen – oder </w:t>
+        <w:t>Für jeden Prüfungsstandort eine eigene Gruppe anlegen</w:t>
       </w:r>
-      <w:bookmarkStart w:id="0" w:name="_Hlk214623383"/>
-      <w:bookmarkEnd w:id="0"/>
-      <w:r>
-        <w:t>bei bereits vorhandenen Gruppen den Einschreibeschlüssel für die neue Prüfungsrunde entsprechend anpassen:</w:t>
-      </w:r>
-    </w:p>
-    <w:p>
-      <w:pPr>
-        <w:pStyle w:val="Listenabsatz"/>
-        <w:numPr>
-          <w:ilvl w:val="2"/>
-          <w:numId w:val="22"/>
-        </w:numPr>
-        <w:spacing w:line="360" w:lineRule="auto"/>
-      </w:pPr>
-      <w:bookmarkStart w:id="1" w:name="_Hlk216162641"/>
       <w:r>
         <w:rPr>
           <w:lang w:bidi="th-TH"/>
         </w:rPr>
-        <w:t>Der Einschreibeschlüssel besteht aus insgesamt 13 Zeichen (ohne Sonderzeichen). Zu schnellen Unterscheidung bestehen die letzten 3 Zeichen immer aus einem Bindestrich „-“ gefolgt von 2 Buchstaben, die den Prüfungsstandort kennzeichnen, z.B. „-St“ für Stuttgart</w:t>
-      </w:r>
-    </w:p>
-    <w:bookmarkEnd w:id="1"/>
-    <w:p>
-      <w:pPr>
-        <w:pStyle w:val="Listenabsatz"/>
-        <w:numPr>
-          <w:ilvl w:val="2"/>
-          <w:numId w:val="5"/>
-        </w:numPr>
-        <w:spacing w:line="360" w:lineRule="auto"/>
-      </w:pPr>
-      <w:r>
-        <w:rPr>
-          <w:lang w:bidi="th-TH"/>
-        </w:rPr>
-        <w:t>Prüflinge werden automatisch in Gruppen eingeteilt je nachdem welchen Einschreibeschlüssel sie bei der Selbsteinschreibung verwenden</w:t>
+        <w:t>, zusätzlich die Gruppe „Betrugsversuch“.</w:t>
       </w:r>
     </w:p>
     <w:p>
@@ -663,58 +419,26 @@
         <w:rPr>
           <w:lang w:bidi="th-TH"/>
         </w:rPr>
-        <w:t>Passwort für die Prüfung festlegen</w:t>
-      </w:r>
-      <w:r>
-        <w:t>:</w:t>
+        <w:t>Bei den Objekten „Examen“ und „Bescheinigung“ die Voraussetzung einfügen, dass es nicht die Gruppe „Betrugsversuch“ sein darf.</w:t>
       </w:r>
     </w:p>
     <w:p>
       <w:pPr>
         <w:pStyle w:val="Listenabsatz"/>
         <w:numPr>
-          <w:ilvl w:val="2"/>
-          <w:numId w:val="16"/>
+          <w:ilvl w:val="0"/>
+          <w:numId w:val="5"/>
         </w:numPr>
         <w:spacing w:line="360" w:lineRule="auto"/>
+        <w:rPr>
+          <w:b/>
+        </w:rPr>
       </w:pPr>
       <w:r>
         <w:rPr>
-          <w:lang w:bidi="th-TH"/>
+          <w:b/>
         </w:rPr>
-        <w:t>Das Passwort besteht aus 9 Zeichen (ohne Sonderzeichen) und wird nach jedem Prüfungstermin geändert</w:t>
-      </w:r>
-      <w:r>
-        <w:t>. Finden an einem Tag mehrere Prüfungen statt, wird für alle dasselbe Passwort verwendet.</w:t>
-      </w:r>
-    </w:p>
-    <w:p>
-      <w:pPr>
-        <w:pStyle w:val="Listenabsatz"/>
-        <w:numPr>
-          <w:ilvl w:val="2"/>
-          <w:numId w:val="16"/>
-        </w:numPr>
-        <w:spacing w:line="360" w:lineRule="auto"/>
-      </w:pPr>
-      <w:r>
-        <w:rPr>
-          <w:lang w:bidi="de-DE"/>
-        </w:rPr>
-        <w:t>Das Passwort wird in den Einstellungen der Aktivität „Examen“ angepasst. Zudem</w:t>
-      </w:r>
-      <w:r>
-        <w:t xml:space="preserve"> wird dieses im Examenskurs unter dem Abschnitt „</w:t>
-      </w:r>
-      <w:r>
-        <w:rPr>
-          <w:i/>
-          <w:iCs/>
-        </w:rPr>
-        <w:t>Zugangsdaten und Infos (nur sichtbar für Aufsichtspersonen)</w:t>
-      </w:r>
-      <w:r>
-        <w:t>“ hinterlegt.</w:t>
+        <w:t>Einschreibemethoden</w:t>
       </w:r>
     </w:p>
     <w:p>
@@ -727,10 +451,130 @@
         <w:spacing w:line="360" w:lineRule="auto"/>
       </w:pPr>
       <w:r>
+        <w:t>Für</w:t>
+      </w:r>
+      <w:r>
+        <w:t xml:space="preserve"> jeden Prüfungstermin eine terminierte Selbsteinschreibmethode anlegen und aktivieren.</w:t>
+      </w:r>
+    </w:p>
+    <w:p>
+      <w:pPr>
+        <w:pStyle w:val="Listenabsatz"/>
+        <w:numPr>
+          <w:ilvl w:val="1"/>
+          <w:numId w:val="5"/>
+        </w:numPr>
+        <w:spacing w:line="360" w:lineRule="auto"/>
+      </w:pPr>
+      <w:r>
+        <w:t>Der Selbsteinschreibezeitraum beginnt 15 min vor der geplanten Startzeit und endet 30 min nach der geplanten Startzeit.</w:t>
+      </w:r>
+    </w:p>
+    <w:p>
+      <w:pPr>
+        <w:pStyle w:val="Listenabsatz"/>
+        <w:numPr>
+          <w:ilvl w:val="1"/>
+          <w:numId w:val="5"/>
+        </w:numPr>
+        <w:spacing w:line="360" w:lineRule="auto"/>
+      </w:pPr>
+      <w:r>
+        <w:t>Die Dauer der Einschreibung ist auf 4 Stunden begrenzt.</w:t>
+      </w:r>
+    </w:p>
+    <w:p>
+      <w:pPr>
+        <w:pStyle w:val="Listenabsatz"/>
+        <w:numPr>
+          <w:ilvl w:val="1"/>
+          <w:numId w:val="5"/>
+        </w:numPr>
+        <w:spacing w:line="360" w:lineRule="auto"/>
+      </w:pPr>
+      <w:bookmarkStart w:id="0" w:name="_Hlk214623383"/>
+      <w:bookmarkStart w:id="1" w:name="_Hlk216162641"/>
+      <w:bookmarkEnd w:id="0"/>
+      <w:r>
+        <w:t>Der Einschreibeschlüssel besteht aus insgesamt 13 Zeichen (ohne Sonderzeichen). Zu schnellen Unterscheidung bestehen die letzten 3 Zeichen immer aus einem Bindestrich „-“ gefolgt von 2 Buchstaben, die den Prüfungsstandort kennzeichnen, z.B. „-St“ für Stuttgart</w:t>
+      </w:r>
+    </w:p>
+    <w:bookmarkEnd w:id="1"/>
+    <w:p>
+      <w:pPr>
+        <w:pStyle w:val="Listenabsatz"/>
+        <w:numPr>
+          <w:ilvl w:val="1"/>
+          <w:numId w:val="5"/>
+        </w:numPr>
+        <w:spacing w:line="360" w:lineRule="auto"/>
+      </w:pPr>
+      <w:r>
+        <w:lastRenderedPageBreak/>
+        <w:t>Prüflinge werden automatisch in Gruppen eingeteilt je nachdem welchen Einschreibeschlüssel sie bei der Selbsteinschreibung verwenden</w:t>
+      </w:r>
+    </w:p>
+    <w:p>
+      <w:pPr>
+        <w:pStyle w:val="Listenabsatz"/>
+        <w:numPr>
+          <w:ilvl w:val="0"/>
+          <w:numId w:val="5"/>
+        </w:numPr>
+        <w:spacing w:line="360" w:lineRule="auto"/>
+        <w:rPr>
+          <w:b/>
+        </w:rPr>
+      </w:pPr>
+      <w:r>
+        <w:rPr>
+          <w:b/>
+        </w:rPr>
+        <w:t>Aufsichtspersonen einführen</w:t>
+      </w:r>
+    </w:p>
+    <w:p>
+      <w:pPr>
+        <w:pStyle w:val="Listenabsatz"/>
+        <w:numPr>
+          <w:ilvl w:val="1"/>
+          <w:numId w:val="5"/>
+        </w:numPr>
+        <w:spacing w:line="360" w:lineRule="auto"/>
+      </w:pPr>
+      <w:r>
         <w:rPr>
           <w:lang w:bidi="th-TH"/>
         </w:rPr>
-        <w:t xml:space="preserve">Die Aufsichtspersonen </w:t>
+        <w:t>Die Aufsichtspersonen müssen sich vorab auf der Moodle-Plattform registrieren.</w:t>
+      </w:r>
+    </w:p>
+    <w:p>
+      <w:pPr>
+        <w:pStyle w:val="Listenabsatz"/>
+        <w:numPr>
+          <w:ilvl w:val="1"/>
+          <w:numId w:val="5"/>
+        </w:numPr>
+        <w:spacing w:line="360" w:lineRule="auto"/>
+      </w:pPr>
+      <w:r>
+        <w:rPr>
+          <w:lang w:bidi="th-TH"/>
+        </w:rPr>
+        <w:t xml:space="preserve">Die </w:t>
+      </w:r>
+      <w:r>
+        <w:rPr>
+          <w:lang w:bidi="th-TH"/>
+        </w:rPr>
+        <w:t xml:space="preserve">zentrale Prüfungsadministration fügt die </w:t>
+      </w:r>
+      <w:r>
+        <w:rPr>
+          <w:lang w:bidi="th-TH"/>
+        </w:rPr>
+        <w:t xml:space="preserve">Aufsichtspersonen </w:t>
       </w:r>
       <w:r>
         <w:rPr>
@@ -742,90 +586,59 @@
         <w:rPr>
           <w:lang w:bidi="th-TH"/>
         </w:rPr>
-        <w:t>müssen in den Examenskurs hinzugefügt werden und erhalten eine Einweisung sowie Admin-Rechte</w:t>
+        <w:t xml:space="preserve">in den Examenskurs </w:t>
       </w:r>
       <w:r>
         <w:rPr>
           <w:lang w:bidi="th-TH"/>
         </w:rPr>
-        <w:t>:</w:t>
+        <w:t xml:space="preserve">in der Rolle „Aufsichtsperson“ </w:t>
       </w:r>
-    </w:p>
-    <w:p>
-      <w:pPr>
-        <w:pStyle w:val="Listenabsatz"/>
-        <w:numPr>
-          <w:ilvl w:val="2"/>
-          <w:numId w:val="5"/>
-        </w:numPr>
-        <w:spacing w:line="360" w:lineRule="auto"/>
-      </w:pPr>
       <w:r>
         <w:rPr>
           <w:lang w:bidi="th-TH"/>
         </w:rPr>
-        <w:t>Alle Aufsichtspersonen müssen sich vorab auf der Moodle-Plattform registrieren</w:t>
+        <w:t>hinzu</w:t>
       </w:r>
-    </w:p>
-    <w:p>
-      <w:pPr>
-        <w:pStyle w:val="Listenabsatz"/>
-        <w:numPr>
-          <w:ilvl w:val="2"/>
-          <w:numId w:val="5"/>
-        </w:numPr>
-        <w:spacing w:line="360" w:lineRule="auto"/>
-      </w:pPr>
       <w:r>
         <w:rPr>
           <w:lang w:bidi="th-TH"/>
         </w:rPr>
-        <w:t>Ggf. Testablauf mit den Aufsichtspersonen durchführen</w:t>
+        <w:t>.</w:t>
       </w:r>
     </w:p>
     <w:p>
       <w:pPr>
         <w:pStyle w:val="Listenabsatz"/>
         <w:numPr>
-          <w:ilvl w:val="2"/>
+          <w:ilvl w:val="1"/>
           <w:numId w:val="5"/>
         </w:numPr>
         <w:spacing w:line="360" w:lineRule="auto"/>
       </w:pPr>
+      <w:r>
+        <w:rPr>
+          <w:lang w:bidi="de-DE"/>
+        </w:rPr>
+        <w:t xml:space="preserve">Die Aufsichtspersonen </w:t>
+      </w:r>
+      <w:r>
+        <w:rPr>
+          <w:lang w:bidi="th-TH"/>
+        </w:rPr>
+        <w:t xml:space="preserve">werden eingewiesen, ggf. mit Testlauf. </w:t>
+      </w:r>
       <w:r>
         <w:rPr>
           <w:lang w:bidi="th-TH"/>
         </w:rPr>
         <w:t>Erklären, wie man bei einem bewilligtem Nachteilsausgleich die Zeitverlängerung im Examenskurs einrichten kann (auf Schritt-für-Schritt-Anleitung im Examenskurs hinweisen)</w:t>
       </w:r>
-    </w:p>
-    <w:p>
-      <w:pPr>
-        <w:pStyle w:val="Listenabsatz"/>
-        <w:numPr>
-          <w:ilvl w:val="1"/>
-          <w:numId w:val="5"/>
-        </w:numPr>
-        <w:spacing w:line="360" w:lineRule="auto"/>
-      </w:pPr>
-      <w:r>
-        <w:t>Selbsteinschreibung (Teilnehmer/in) aktivieren</w:t>
-      </w:r>
-    </w:p>
-    <w:p>
-      <w:pPr>
-        <w:pStyle w:val="Listenabsatz"/>
-        <w:numPr>
-          <w:ilvl w:val="2"/>
-          <w:numId w:val="5"/>
-        </w:numPr>
-        <w:spacing w:line="360" w:lineRule="auto"/>
-      </w:pPr>
       <w:r>
         <w:rPr>
-          <w:lang w:bidi="de-DE"/>
+          <w:lang w:bidi="th-TH"/>
         </w:rPr>
-        <w:t>Ab dem Zeitpunkt, indem die Selbsteinschreibung aktiviert ist, können sich die Teilnehmende mit ihrem Einschreibeschlüssel in den Examenskurs einschreiben</w:t>
+        <w:t>.</w:t>
       </w:r>
     </w:p>
     <w:p>
@@ -987,10 +800,34 @@
         <w:rPr>
           <w:lang w:bidi="th-TH"/>
         </w:rPr>
-        <w:t>Prüfungsanmeldung eine Woche vor dem jeweiligen Prüfungstermin schließen</w:t>
+        <w:t>Prüfungs</w:t>
       </w:r>
       <w:r>
-        <w:t xml:space="preserve"> und aus dem Anmeldeformular entfernen</w:t>
+        <w:rPr>
+          <w:lang w:bidi="th-TH"/>
+        </w:rPr>
+        <w:t>optionen jeweils</w:t>
+      </w:r>
+      <w:r>
+        <w:rPr>
+          <w:lang w:bidi="th-TH"/>
+        </w:rPr>
+        <w:t xml:space="preserve"> </w:t>
+      </w:r>
+      <w:r>
+        <w:rPr>
+          <w:lang w:bidi="th-TH"/>
+        </w:rPr>
+        <w:t>6 Tage</w:t>
+      </w:r>
+      <w:r>
+        <w:rPr>
+          <w:lang w:bidi="th-TH"/>
+        </w:rPr>
+        <w:t xml:space="preserve"> vor dem jeweiligen Prüfungstermin </w:t>
+      </w:r>
+      <w:r>
+        <w:t>aus dem Anmeldeformular entfernen</w:t>
       </w:r>
     </w:p>
     <w:p>
@@ -1009,7 +846,6 @@
         <w:rPr>
           <w:lang w:bidi="th-TH"/>
         </w:rPr>
-        <w:lastRenderedPageBreak/>
         <w:t>Nach Anmeldeschluss Prüfungsanmeldungen herunterladen</w:t>
       </w:r>
       <w:r>
@@ -1020,15 +856,6 @@
           <w:lang w:bidi="th-TH"/>
         </w:rPr>
         <w:t>an die austragenden Organisationen weiterleiten</w:t>
-      </w:r>
-      <w:r>
-        <w:t xml:space="preserve"> (siehe </w:t>
-      </w:r>
-      <w:r>
-        <w:t>7</w:t>
-      </w:r>
-      <w:r>
-        <w:t>.)</w:t>
       </w:r>
     </w:p>
     <w:p>
@@ -1179,6 +1006,22 @@
           <w:lang w:bidi="th-TH"/>
         </w:rPr>
         <w:t xml:space="preserve"> hinweisen)</w:t>
+      </w:r>
+    </w:p>
+    <w:p>
+      <w:pPr>
+        <w:pStyle w:val="Listenabsatz"/>
+        <w:numPr>
+          <w:ilvl w:val="1"/>
+          <w:numId w:val="18"/>
+        </w:numPr>
+        <w:spacing w:line="360" w:lineRule="auto"/>
+      </w:pPr>
+      <w:r>
+        <w:rPr>
+          <w:lang w:bidi="th-TH"/>
+        </w:rPr>
+        <w:t>Kontaktdaten für zentrale Aufsicht, inkl. Handynummer für Notfälle während der Prüfung</w:t>
       </w:r>
     </w:p>
     <w:p>
@@ -1303,7 +1146,13 @@
         <w:spacing w:line="360" w:lineRule="auto"/>
       </w:pPr>
       <w:r>
-        <w:t>Link zum Examenskurs sowie der dazugehörige Einschreibeschlüssel, damit sich die Prüflinge vorab in diesen Kurs einschreiben können und ggf. mit dem Screenreader testen können</w:t>
+        <w:t xml:space="preserve">Link zum </w:t>
+      </w:r>
+      <w:r>
+        <w:t>Probe-</w:t>
+      </w:r>
+      <w:r>
+        <w:t>Examenskurs, damit sich die Prüflinge vorab in diesen Kurs einschreiben können und ggf. mit dem Screenreader testen können</w:t>
       </w:r>
     </w:p>
     <w:p>
@@ -1316,7 +1165,11 @@
         <w:spacing w:line="360" w:lineRule="auto"/>
       </w:pPr>
       <w:r>
-        <w:t>Ggf. darüber informieren, dass Laptops selbst mitgebracht werden müssen</w:t>
+        <w:lastRenderedPageBreak/>
+        <w:t>D</w:t>
+      </w:r>
+      <w:r>
+        <w:t>arüber informieren, dass Laptops selbst mitgebracht werden müssen</w:t>
       </w:r>
     </w:p>
     <w:p>
@@ -1329,7 +1182,7 @@
         <w:spacing w:line="360" w:lineRule="auto"/>
       </w:pPr>
       <w:r>
-        <w:t>Verlinkung zu den Merkblättern (</w:t>
+        <w:t>Merkblätter (</w:t>
       </w:r>
       <w:r>
         <w:rPr>
@@ -1376,7 +1229,15 @@
         <w:spacing w:line="360" w:lineRule="auto"/>
       </w:pPr>
       <w:r>
-        <w:t>Kontaktdaten der jeweiligen Aufsichtsperson beifügen</w:t>
+        <w:t xml:space="preserve">Kontaktdaten der jeweiligen Aufsichtsperson </w:t>
+      </w:r>
+    </w:p>
+    <w:p>
+      <w:pPr>
+        <w:pStyle w:val="berschrift2"/>
+      </w:pPr>
+      <w:r>
+        <w:t>Während der Prüfung</w:t>
       </w:r>
     </w:p>
     <w:p>
@@ -1392,7 +1253,43 @@
         <w:rPr>
           <w:lang w:bidi="th-TH"/>
         </w:rPr>
-        <w:t>Empfängt eingescannte Unterschriftenliste und Protokollblatt von den austragenden Organisationen per E</w:t>
+        <w:t>Ca. 1h vor und während der Prüfungszeit erreichbar sein</w:t>
+      </w:r>
+      <w:r>
+        <w:rPr>
+          <w:lang w:bidi="th-TH"/>
+        </w:rPr>
+        <w:t>.</w:t>
+      </w:r>
+    </w:p>
+    <w:p>
+      <w:pPr>
+        <w:pStyle w:val="berschrift2"/>
+      </w:pPr>
+      <w:r>
+        <w:t>Nach der Prüfung</w:t>
+      </w:r>
+    </w:p>
+    <w:p>
+      <w:pPr>
+        <w:pStyle w:val="Listenabsatz"/>
+        <w:numPr>
+          <w:ilvl w:val="0"/>
+          <w:numId w:val="5"/>
+        </w:numPr>
+        <w:spacing w:line="360" w:lineRule="auto"/>
+      </w:pPr>
+      <w:r>
+        <w:rPr>
+          <w:lang w:bidi="th-TH"/>
+        </w:rPr>
+        <w:t>E</w:t>
+      </w:r>
+      <w:r>
+        <w:rPr>
+          <w:lang w:bidi="th-TH"/>
+        </w:rPr>
+        <w:t>ingescannte Unterschriftenliste und Protokollblatt von den austragenden Organisationen per E</w:t>
       </w:r>
       <w:r>
         <w:rPr>
@@ -1416,6 +1313,9 @@
         </w:r>
       </w:hyperlink>
       <w:r>
+        <w:t xml:space="preserve"> empfangen</w:t>
+      </w:r>
+      <w:r>
         <w:rPr>
           <w:lang w:bidi="th-TH"/>
         </w:rPr>
@@ -1430,39 +1330,12 @@
           <w:numId w:val="5"/>
         </w:numPr>
         <w:spacing w:line="360" w:lineRule="auto"/>
-        <w:rPr>
-          <w:lang w:bidi="th-TH"/>
-        </w:rPr>
       </w:pPr>
       <w:r>
         <w:rPr>
           <w:lang w:bidi="th-TH"/>
         </w:rPr>
-        <w:t xml:space="preserve">Nach Prüfungsrunde Selbsteinschreibung (Teilnehmer/in) deaktivieren und Kurs vorbereiten (siehe </w:t>
-      </w:r>
-      <w:r>
-        <w:rPr>
-          <w:lang w:bidi="th-TH"/>
-        </w:rPr>
-        <w:t>4</w:t>
-      </w:r>
-      <w:r>
-        <w:rPr>
-          <w:lang w:bidi="th-TH"/>
-        </w:rPr>
-        <w:t>a</w:t>
-      </w:r>
-      <w:r>
-        <w:rPr>
-          <w:lang w:bidi="th-TH"/>
-        </w:rPr>
-        <w:t>.</w:t>
-      </w:r>
-      <w:r>
-        <w:rPr>
-          <w:lang w:bidi="th-TH"/>
-        </w:rPr>
-        <w:t>)</w:t>
+        <w:t>Bei Betrugsversuchen: Sicherstellen, dass die betreffende Person sich nicht ein zweites Mal innerhalb der Einschreibezeit registriert hat und dann das Examen nochmals angefangen hat. Bei den Teilnehmern nach gleichem Namen suchen!</w:t>
       </w:r>
     </w:p>
     <w:p>
@@ -1484,67 +1357,14 @@
     </w:p>
     <w:p>
       <w:pPr>
-        <w:pStyle w:val="berschrift2"/>
-      </w:pPr>
-      <w:r>
-        <w:rPr>
-          <w:lang w:bidi="th-TH"/>
-        </w:rPr>
-        <w:t>Kontaktdaten zentrale Prüfungsadministration</w:t>
-      </w:r>
-    </w:p>
-    <w:p>
-      <w:pPr>
-        <w:spacing w:line="360" w:lineRule="auto"/>
+        <w:keepNext/>
+        <w:keepLines/>
+        <w:spacing w:before="160" w:after="80" w:line="360" w:lineRule="auto"/>
+        <w:outlineLvl w:val="1"/>
         <w:rPr>
           <w:rFonts w:ascii="Arial" w:eastAsia="Arial" w:hAnsi="Arial" w:cs="Arial"/>
         </w:rPr>
       </w:pPr>
-      <w:r>
-        <w:rPr>
-          <w:rFonts w:ascii="Arial" w:eastAsia="Arial" w:hAnsi="Arial" w:cs="Arial"/>
-        </w:rPr>
-        <w:t>Jenna Kottmann</w:t>
-      </w:r>
-    </w:p>
-    <w:p>
-      <w:pPr>
-        <w:spacing w:line="360" w:lineRule="auto"/>
-        <w:rPr>
-          <w:rFonts w:ascii="Arial" w:eastAsia="Arial" w:hAnsi="Arial" w:cs="Arial"/>
-        </w:rPr>
-      </w:pPr>
-      <w:r>
-        <w:rPr>
-          <w:rFonts w:ascii="Arial" w:eastAsia="Arial" w:hAnsi="Arial" w:cs="Arial"/>
-        </w:rPr>
-        <w:t xml:space="preserve">E-Mail: </w:t>
-      </w:r>
-      <w:hyperlink r:id="rId8" w:history="1">
-        <w:r>
-          <w:rPr>
-            <w:rStyle w:val="Hyperlink"/>
-            <w:rFonts w:ascii="Arial" w:eastAsia="Arial" w:hAnsi="Arial" w:cs="Arial"/>
-          </w:rPr>
-          <w:t>jk266@hdm-stuttgart.de</w:t>
-        </w:r>
-      </w:hyperlink>
-    </w:p>
-    <w:p>
-      <w:pPr>
-        <w:spacing w:line="360" w:lineRule="auto"/>
-        <w:rPr>
-          <w:rFonts w:ascii="Arial" w:eastAsia="Arial" w:hAnsi="Arial" w:cs="Arial"/>
-        </w:rPr>
-      </w:pPr>
-      <w:proofErr w:type="gramStart"/>
-      <w:r>
-        <w:rPr>
-          <w:rFonts w:ascii="Arial" w:eastAsia="Arial" w:hAnsi="Arial" w:cs="Arial"/>
-        </w:rPr>
-        <w:t>Tel. ??</w:t>
-      </w:r>
-      <w:proofErr w:type="gramEnd"/>
     </w:p>
     <w:sectPr>
       <w:pgSz w:w="11906" w:h="16838"/>
@@ -1900,6 +1720,98 @@
     </w:lvl>
   </w:abstractNum>
   <w:abstractNum w:abstractNumId="3" w15:restartNumberingAfterBreak="0">
+    <w:nsid w:val="1BA52DB8"/>
+    <w:multiLevelType w:val="multilevel"/>
+    <w:tmpl w:val="E8360ADC"/>
+    <w:lvl w:ilvl="0">
+      <w:start w:val="1"/>
+      <w:numFmt w:val="decimal"/>
+      <w:lvlText w:val="%1."/>
+      <w:lvlJc w:val="left"/>
+      <w:pPr>
+        <w:ind w:left="720" w:hanging="360"/>
+      </w:pPr>
+      <w:rPr>
+        <w:b w:val="0"/>
+      </w:rPr>
+    </w:lvl>
+    <w:lvl w:ilvl="1">
+      <w:start w:val="1"/>
+      <w:numFmt w:val="lowerLetter"/>
+      <w:lvlText w:val="%2."/>
+      <w:lvlJc w:val="left"/>
+      <w:pPr>
+        <w:ind w:left="1440" w:hanging="360"/>
+      </w:pPr>
+      <w:rPr>
+        <w:b w:val="0"/>
+      </w:rPr>
+    </w:lvl>
+    <w:lvl w:ilvl="2">
+      <w:start w:val="1"/>
+      <w:numFmt w:val="lowerRoman"/>
+      <w:lvlText w:val="%3."/>
+      <w:lvlJc w:val="right"/>
+      <w:pPr>
+        <w:ind w:left="2160" w:hanging="180"/>
+      </w:pPr>
+    </w:lvl>
+    <w:lvl w:ilvl="3">
+      <w:start w:val="1"/>
+      <w:numFmt w:val="decimal"/>
+      <w:lvlText w:val="%4."/>
+      <w:lvlJc w:val="left"/>
+      <w:pPr>
+        <w:ind w:left="2880" w:hanging="360"/>
+      </w:pPr>
+    </w:lvl>
+    <w:lvl w:ilvl="4">
+      <w:start w:val="1"/>
+      <w:numFmt w:val="lowerLetter"/>
+      <w:lvlText w:val="%5."/>
+      <w:lvlJc w:val="left"/>
+      <w:pPr>
+        <w:ind w:left="3600" w:hanging="360"/>
+      </w:pPr>
+    </w:lvl>
+    <w:lvl w:ilvl="5">
+      <w:start w:val="1"/>
+      <w:numFmt w:val="lowerRoman"/>
+      <w:lvlText w:val="%6."/>
+      <w:lvlJc w:val="right"/>
+      <w:pPr>
+        <w:ind w:left="4320" w:hanging="180"/>
+      </w:pPr>
+    </w:lvl>
+    <w:lvl w:ilvl="6">
+      <w:start w:val="1"/>
+      <w:numFmt w:val="decimal"/>
+      <w:lvlText w:val="%7."/>
+      <w:lvlJc w:val="left"/>
+      <w:pPr>
+        <w:ind w:left="5040" w:hanging="360"/>
+      </w:pPr>
+    </w:lvl>
+    <w:lvl w:ilvl="7">
+      <w:start w:val="1"/>
+      <w:numFmt w:val="lowerLetter"/>
+      <w:lvlText w:val="%8."/>
+      <w:lvlJc w:val="left"/>
+      <w:pPr>
+        <w:ind w:left="5760" w:hanging="360"/>
+      </w:pPr>
+    </w:lvl>
+    <w:lvl w:ilvl="8">
+      <w:start w:val="1"/>
+      <w:numFmt w:val="lowerRoman"/>
+      <w:lvlText w:val="%9."/>
+      <w:lvlJc w:val="right"/>
+      <w:pPr>
+        <w:ind w:left="6480" w:hanging="180"/>
+      </w:pPr>
+    </w:lvl>
+  </w:abstractNum>
+  <w:abstractNum w:abstractNumId="4" w15:restartNumberingAfterBreak="0">
     <w:nsid w:val="1E2935CE"/>
     <w:multiLevelType w:val="multilevel"/>
     <w:tmpl w:val="E94CCC48"/>
@@ -2012,7 +1924,7 @@
       </w:rPr>
     </w:lvl>
   </w:abstractNum>
-  <w:abstractNum w:abstractNumId="4" w15:restartNumberingAfterBreak="0">
+  <w:abstractNum w:abstractNumId="5" w15:restartNumberingAfterBreak="0">
     <w:nsid w:val="257B1ED5"/>
     <w:multiLevelType w:val="multilevel"/>
     <w:tmpl w:val="828A5220"/>
@@ -2098,7 +2010,7 @@
       </w:pPr>
     </w:lvl>
   </w:abstractNum>
-  <w:abstractNum w:abstractNumId="5" w15:restartNumberingAfterBreak="0">
+  <w:abstractNum w:abstractNumId="6" w15:restartNumberingAfterBreak="0">
     <w:nsid w:val="282F433D"/>
     <w:multiLevelType w:val="multilevel"/>
     <w:tmpl w:val="0290CCC8"/>
@@ -2184,7 +2096,7 @@
       </w:pPr>
     </w:lvl>
   </w:abstractNum>
-  <w:abstractNum w:abstractNumId="6" w15:restartNumberingAfterBreak="0">
+  <w:abstractNum w:abstractNumId="7" w15:restartNumberingAfterBreak="0">
     <w:nsid w:val="2EF934F3"/>
     <w:multiLevelType w:val="multilevel"/>
     <w:tmpl w:val="957425A2"/>
@@ -2297,7 +2209,7 @@
       </w:rPr>
     </w:lvl>
   </w:abstractNum>
-  <w:abstractNum w:abstractNumId="7" w15:restartNumberingAfterBreak="0">
+  <w:abstractNum w:abstractNumId="8" w15:restartNumberingAfterBreak="0">
     <w:nsid w:val="31A37BA3"/>
     <w:multiLevelType w:val="multilevel"/>
     <w:tmpl w:val="12A2202A"/>
@@ -2410,7 +2322,7 @@
       </w:rPr>
     </w:lvl>
   </w:abstractNum>
-  <w:abstractNum w:abstractNumId="8" w15:restartNumberingAfterBreak="0">
+  <w:abstractNum w:abstractNumId="9" w15:restartNumberingAfterBreak="0">
     <w:nsid w:val="3E601DE7"/>
     <w:multiLevelType w:val="multilevel"/>
     <w:tmpl w:val="777C3722"/>
@@ -2496,7 +2408,7 @@
       </w:pPr>
     </w:lvl>
   </w:abstractNum>
-  <w:abstractNum w:abstractNumId="9" w15:restartNumberingAfterBreak="0">
+  <w:abstractNum w:abstractNumId="10" w15:restartNumberingAfterBreak="0">
     <w:nsid w:val="490A48B0"/>
     <w:multiLevelType w:val="multilevel"/>
     <w:tmpl w:val="70D8A364"/>
@@ -2582,7 +2494,7 @@
       </w:pPr>
     </w:lvl>
   </w:abstractNum>
-  <w:abstractNum w:abstractNumId="10" w15:restartNumberingAfterBreak="0">
+  <w:abstractNum w:abstractNumId="11" w15:restartNumberingAfterBreak="0">
     <w:nsid w:val="4AA3043F"/>
     <w:multiLevelType w:val="multilevel"/>
     <w:tmpl w:val="C09A7CDC"/>
@@ -2668,7 +2580,7 @@
       </w:pPr>
     </w:lvl>
   </w:abstractNum>
-  <w:abstractNum w:abstractNumId="11" w15:restartNumberingAfterBreak="0">
+  <w:abstractNum w:abstractNumId="12" w15:restartNumberingAfterBreak="0">
     <w:nsid w:val="4C5A4BA3"/>
     <w:multiLevelType w:val="multilevel"/>
     <w:tmpl w:val="99DC215E"/>
@@ -2754,7 +2666,7 @@
       </w:pPr>
     </w:lvl>
   </w:abstractNum>
-  <w:abstractNum w:abstractNumId="12" w15:restartNumberingAfterBreak="0">
+  <w:abstractNum w:abstractNumId="13" w15:restartNumberingAfterBreak="0">
     <w:nsid w:val="52A07E4B"/>
     <w:multiLevelType w:val="multilevel"/>
     <w:tmpl w:val="62A4973E"/>
@@ -2840,7 +2752,7 @@
       </w:pPr>
     </w:lvl>
   </w:abstractNum>
-  <w:abstractNum w:abstractNumId="13" w15:restartNumberingAfterBreak="0">
+  <w:abstractNum w:abstractNumId="14" w15:restartNumberingAfterBreak="0">
     <w:nsid w:val="5F616768"/>
     <w:multiLevelType w:val="multilevel"/>
     <w:tmpl w:val="C2A83B2E"/>
@@ -2926,7 +2838,7 @@
       </w:pPr>
     </w:lvl>
   </w:abstractNum>
-  <w:abstractNum w:abstractNumId="14" w15:restartNumberingAfterBreak="0">
+  <w:abstractNum w:abstractNumId="15" w15:restartNumberingAfterBreak="0">
     <w:nsid w:val="61D86295"/>
     <w:multiLevelType w:val="multilevel"/>
     <w:tmpl w:val="E58E0FEA"/>
@@ -3039,7 +2951,7 @@
       </w:rPr>
     </w:lvl>
   </w:abstractNum>
-  <w:abstractNum w:abstractNumId="15" w15:restartNumberingAfterBreak="0">
+  <w:abstractNum w:abstractNumId="16" w15:restartNumberingAfterBreak="0">
     <w:nsid w:val="65635ED8"/>
     <w:multiLevelType w:val="multilevel"/>
     <w:tmpl w:val="020ABB2A"/>
@@ -3152,7 +3064,7 @@
       </w:rPr>
     </w:lvl>
   </w:abstractNum>
-  <w:abstractNum w:abstractNumId="16" w15:restartNumberingAfterBreak="0">
+  <w:abstractNum w:abstractNumId="17" w15:restartNumberingAfterBreak="0">
     <w:nsid w:val="6E7E35AC"/>
     <w:multiLevelType w:val="multilevel"/>
     <w:tmpl w:val="CAA822DC"/>
@@ -3238,7 +3150,7 @@
       </w:pPr>
     </w:lvl>
   </w:abstractNum>
-  <w:abstractNum w:abstractNumId="17" w15:restartNumberingAfterBreak="0">
+  <w:abstractNum w:abstractNumId="18" w15:restartNumberingAfterBreak="0">
     <w:nsid w:val="6FB540C4"/>
     <w:multiLevelType w:val="multilevel"/>
     <w:tmpl w:val="C13235D4"/>
@@ -3351,7 +3263,7 @@
       </w:rPr>
     </w:lvl>
   </w:abstractNum>
-  <w:abstractNum w:abstractNumId="18" w15:restartNumberingAfterBreak="0">
+  <w:abstractNum w:abstractNumId="19" w15:restartNumberingAfterBreak="0">
     <w:nsid w:val="740E16B1"/>
     <w:multiLevelType w:val="multilevel"/>
     <w:tmpl w:val="808A8F56"/>
@@ -3465,79 +3377,82 @@
     </w:lvl>
   </w:abstractNum>
   <w:num w:numId="1" w16cid:durableId="535972833">
-    <w:abstractNumId w:val="8"/>
+    <w:abstractNumId w:val="9"/>
   </w:num>
   <w:num w:numId="2" w16cid:durableId="686637618">
-    <w:abstractNumId w:val="17"/>
+    <w:abstractNumId w:val="18"/>
   </w:num>
   <w:num w:numId="3" w16cid:durableId="1672641066">
-    <w:abstractNumId w:val="15"/>
+    <w:abstractNumId w:val="16"/>
   </w:num>
   <w:num w:numId="4" w16cid:durableId="801653590">
-    <w:abstractNumId w:val="6"/>
+    <w:abstractNumId w:val="7"/>
   </w:num>
   <w:num w:numId="5" w16cid:durableId="1864707216">
     <w:abstractNumId w:val="2"/>
   </w:num>
   <w:num w:numId="6" w16cid:durableId="1460077255">
-    <w:abstractNumId w:val="14"/>
+    <w:abstractNumId w:val="15"/>
   </w:num>
   <w:num w:numId="7" w16cid:durableId="463159826">
-    <w:abstractNumId w:val="7"/>
+    <w:abstractNumId w:val="8"/>
   </w:num>
   <w:num w:numId="8" w16cid:durableId="188492002">
-    <w:abstractNumId w:val="18"/>
+    <w:abstractNumId w:val="19"/>
   </w:num>
   <w:num w:numId="9" w16cid:durableId="1026174764">
     <w:abstractNumId w:val="1"/>
   </w:num>
   <w:num w:numId="10" w16cid:durableId="2035960339">
-    <w:abstractNumId w:val="11"/>
+    <w:abstractNumId w:val="12"/>
   </w:num>
   <w:num w:numId="11" w16cid:durableId="1515925336">
-    <w:abstractNumId w:val="3"/>
+    <w:abstractNumId w:val="4"/>
   </w:num>
   <w:num w:numId="12" w16cid:durableId="951783335">
     <w:abstractNumId w:val="0"/>
   </w:num>
   <w:num w:numId="13" w16cid:durableId="2009938845">
-    <w:abstractNumId w:val="9"/>
+    <w:abstractNumId w:val="10"/>
   </w:num>
   <w:num w:numId="14" w16cid:durableId="1156536884">
-    <w:abstractNumId w:val="12"/>
+    <w:abstractNumId w:val="13"/>
   </w:num>
   <w:num w:numId="15" w16cid:durableId="110322806">
-    <w:abstractNumId w:val="10"/>
+    <w:abstractNumId w:val="11"/>
   </w:num>
   <w:num w:numId="16" w16cid:durableId="487788643">
+    <w:abstractNumId w:val="6"/>
+  </w:num>
+  <w:num w:numId="17" w16cid:durableId="279266874">
     <w:abstractNumId w:val="5"/>
   </w:num>
-  <w:num w:numId="17" w16cid:durableId="279266874">
-    <w:abstractNumId w:val="4"/>
-  </w:num>
   <w:num w:numId="18" w16cid:durableId="275216537">
-    <w:abstractNumId w:val="16"/>
+    <w:abstractNumId w:val="17"/>
   </w:num>
   <w:num w:numId="19" w16cid:durableId="1164932581">
-    <w:abstractNumId w:val="13"/>
+    <w:abstractNumId w:val="14"/>
   </w:num>
   <w:num w:numId="20" w16cid:durableId="712581291">
     <w:abstractNumId w:val="2"/>
   </w:num>
   <w:num w:numId="21" w16cid:durableId="2017919643">
-    <w:abstractNumId w:val="5"/>
+    <w:abstractNumId w:val="6"/>
   </w:num>
   <w:num w:numId="22" w16cid:durableId="1464032769">
-    <w:abstractNumId w:val="5"/>
+    <w:abstractNumId w:val="6"/>
   </w:num>
   <w:num w:numId="23" w16cid:durableId="32728988">
-    <w:abstractNumId w:val="5"/>
+    <w:abstractNumId w:val="6"/>
   </w:num>
   <w:num w:numId="24" w16cid:durableId="872578908">
-    <w:abstractNumId w:val="5"/>
+    <w:abstractNumId w:val="6"/>
   </w:num>
   <w:num w:numId="25" w16cid:durableId="749698567">
-    <w:abstractNumId w:val="5"/>
+    <w:abstractNumId w:val="6"/>
+  </w:num>
+  <w:num w:numId="26" w16cid:durableId="568688162">
+    <w:abstractNumId w:val="3"/>
   </w:num>
 </w:numbering>
 </file>
@@ -15894,6 +15809,16 @@
       <w:shd w:val="clear" w:color="auto" w:fill="E1DFDD"/>
     </w:rPr>
   </w:style>
+  <w:style w:type="paragraph" w:styleId="berarbeitung">
+    <w:name w:val="Revision"/>
+    <w:hidden/>
+    <w:uiPriority w:val="99"/>
+    <w:semiHidden/>
+    <w:rsid w:val="00234A7B"/>
+    <w:pPr>
+      <w:spacing w:after="0" w:line="240" w:lineRule="auto"/>
+    </w:pPr>
+  </w:style>
 </w:styles>
 </file>
 
